--- a/marketing/instagram-ad-pack/00-word-documents/02 - Ad copy for every service.docx
+++ b/marketing/instagram-ad-pack/00-word-documents/02 - Ad copy for every service.docx
@@ -2732,13 +2732,13 @@
       </w:r>
     </w:p>
     <w:bookmarkEnd w:id="26"/>
-    <w:bookmarkStart w:id="27" w:name="brand--launch-ad-optional"/>
+    <w:bookmarkStart w:id="27" w:name="Xa0a102ba5537d76cb3d38dfc12d95e8dfbbe25b"/>
     <w:p>
       <w:pPr>
         <w:pStyle w:val="Heading1"/>
       </w:pPr>
       <w:r>
-        <w:t xml:space="preserve">Brand / launch ad (optional)</w:t>
+        <w:t xml:space="preserve">08 · Free Watch Specimen Check (lead magnet)</w:t>
       </w:r>
     </w:p>
     <w:p>
@@ -2746,7 +2746,19 @@
         <w:pStyle w:val="FirstParagraph"/>
       </w:pPr>
       <w:r>
-        <w:t xml:space="preserve">Use the</w:t>
+        <w:t xml:space="preserve">A free tool rather than a consultation: the ad sends people to the website, where they photograph their watch and get</w:t>
+      </w:r>
+      <w:r>
+        <w:t xml:space="preserve"> </w:t>
+      </w:r>
+      <w:r>
+        <w:t xml:space="preserve">a specimen sheet in two minutes. The sheet then leads to a free first look from Pranav on WhatsApp, and from there to</w:t>
+      </w:r>
+      <w:r>
+        <w:t xml:space="preserve"> </w:t>
+      </w:r>
+      <w:r>
+        <w:t xml:space="preserve">the paid Watch Alignment Report. Run it as</w:t>
       </w:r>
       <w:r>
         <w:t xml:space="preserve"> </w:t>
@@ -2756,92 +2768,462 @@
           <w:bCs/>
           <w:b/>
         </w:rPr>
-        <w:t xml:space="preserve">launch carousel</w:t>
-      </w:r>
-      <w:r>
-        <w:t xml:space="preserve"> </w:t>
-      </w:r>
-      <w:r>
-        <w:t xml:space="preserve">(</w:t>
+        <w:t xml:space="preserve">Route B only</w:t>
+      </w:r>
+      <w:r>
+        <w:t xml:space="preserve"> </w:t>
+      </w:r>
+      <w:r>
+        <w:t xml:space="preserve">(website), objective</w:t>
+      </w:r>
+      <w:r>
+        <w:t xml:space="preserve"> </w:t>
+      </w:r>
+      <w:r>
+        <w:rPr>
+          <w:iCs/>
+          <w:i/>
+        </w:rPr>
+        <w:t xml:space="preserve">Leads</w:t>
+      </w:r>
+      <w:r>
+        <w:t xml:space="preserve"> </w:t>
+      </w:r>
+      <w:r>
+        <w:t xml:space="preserve">or</w:t>
+      </w:r>
+      <w:r>
+        <w:t xml:space="preserve"> </w:t>
+      </w:r>
+      <w:r>
+        <w:rPr>
+          <w:iCs/>
+          <w:i/>
+        </w:rPr>
+        <w:t xml:space="preserve">Traffic → Landing page</w:t>
+      </w:r>
+      <w:r>
+        <w:rPr>
+          <w:iCs/>
+          <w:i/>
+        </w:rPr>
+        <w:t xml:space="preserve"> </w:t>
+      </w:r>
+      <w:r>
+        <w:rPr>
+          <w:iCs/>
+          <w:i/>
+        </w:rPr>
+        <w:t xml:space="preserve">views</w:t>
+      </w:r>
+      <w:r>
+        <w:t xml:space="preserve">. The site records</w:t>
+      </w:r>
+      <w:r>
+        <w:t xml:space="preserve"> </w:t>
       </w:r>
       <w:r>
         <w:rPr>
           <w:rStyle w:val="VerbatimChar"/>
         </w:rPr>
-        <w:t xml:space="preserve">03-carousel-launch/</w:t>
-      </w:r>
-      <w:r>
-        <w:t xml:space="preserve">) as a carousel ad to a broad audience, or as a retargeting ad to</w:t>
-      </w:r>
-      <w:r>
-        <w:t xml:space="preserve"> </w:t>
-      </w:r>
-      <w:r>
-        <w:t xml:space="preserve">people who engaged with the profile or visited the website in the last 30 days.</w:t>
-      </w:r>
-    </w:p>
-    <w:p>
-      <w:pPr>
-        <w:pStyle w:val="BlockText"/>
+        <w:t xml:space="preserve">tool_complete</w:t>
+      </w:r>
+      <w:r>
+        <w:t xml:space="preserve"> </w:t>
+      </w:r>
+      <w:r>
+        <w:t xml:space="preserve">(sheet created) and</w:t>
+      </w:r>
+      <w:r>
+        <w:t xml:space="preserve"> </w:t>
+      </w:r>
+      <w:r>
+        <w:rPr>
+          <w:rStyle w:val="VerbatimChar"/>
+        </w:rPr>
+        <w:t xml:space="preserve">whatsapp_click</w:t>
+      </w:r>
+      <w:r>
+        <w:t xml:space="preserve"> </w:t>
+      </w:r>
+      <w:r>
+        <w:t xml:space="preserve">with</w:t>
+      </w:r>
+      <w:r>
+        <w:t xml:space="preserve"> </w:t>
+      </w:r>
+      <w:r>
+        <w:rPr>
+          <w:rStyle w:val="VerbatimChar"/>
+        </w:rPr>
+        <w:t xml:space="preserve">cta_placement</w:t>
+      </w:r>
+      <w:r>
+        <w:t xml:space="preserve"> </w:t>
+      </w:r>
+      <w:r>
+        <w:rPr>
+          <w:rStyle w:val="VerbatimChar"/>
+        </w:rPr>
+        <w:t xml:space="preserve">watch_check_first_look</w:t>
+      </w:r>
+      <w:r>
+        <w:t xml:space="preserve">, so you can see how many sheets turn into conversations.</w:t>
+      </w:r>
+    </w:p>
+    <w:p>
+      <w:pPr>
+        <w:pStyle w:val="BodyText"/>
       </w:pPr>
       <w:r>
         <w:rPr>
           <w:bCs/>
           <w:b/>
         </w:rPr>
-        <w:t xml:space="preserve">Primary text:</w:t>
-      </w:r>
-      <w:r>
-        <w:t xml:space="preserve"> </w:t>
-      </w:r>
-      <w:r>
-        <w:t xml:space="preserve">Introducing Aligned by Pranav: personal consultations with graphologist and alignment</w:t>
-      </w:r>
-      <w:r>
-        <w:t xml:space="preserve"> </w:t>
-      </w:r>
-      <w:r>
-        <w:t xml:space="preserve">consultant Pranav Vibhute, across signatures, handwriting, logos, watches and clocks, phone numbers, drawings and</w:t>
-      </w:r>
-      <w:r>
-        <w:t xml:space="preserve"> </w:t>
-      </w:r>
-      <w:r>
-        <w:t xml:space="preserve">vision boards. Swipe through, then ask Pranav anything on WhatsApp.</w:t>
-      </w:r>
-    </w:p>
-    <w:p>
-      <w:pPr>
-        <w:pStyle w:val="BlockText"/>
+        <w:t xml:space="preserve">Creatives:</w:t>
+      </w:r>
+      <w:r>
+        <w:t xml:space="preserve"> </w:t>
+      </w:r>
+      <w:r>
+        <w:rPr>
+          <w:rStyle w:val="VerbatimChar"/>
+        </w:rPr>
+        <w:t xml:space="preserve">08-free-watch-check/watch-check-feed.png</w:t>
+      </w:r>
+      <w:r>
+        <w:t xml:space="preserve"> </w:t>
+      </w:r>
+      <w:r>
+        <w:t xml:space="preserve">(Feed),</w:t>
+      </w:r>
+      <w:r>
+        <w:t xml:space="preserve"> </w:t>
+      </w:r>
+      <w:r>
+        <w:rPr>
+          <w:rStyle w:val="VerbatimChar"/>
+        </w:rPr>
+        <w:t xml:space="preserve">08-free-watch-check/watch-check-story.png</w:t>
+      </w:r>
+      <w:r>
+        <w:t xml:space="preserve"> </w:t>
+      </w:r>
+      <w:r>
+        <w:t xml:space="preserve">(Story)</w:t>
+      </w:r>
+    </w:p>
+    <w:p>
+      <w:pPr>
+        <w:pStyle w:val="BodyText"/>
       </w:pPr>
       <w:r>
         <w:rPr>
           <w:bCs/>
           <w:b/>
         </w:rPr>
-        <w:t xml:space="preserve">Headline:</w:t>
-      </w:r>
-      <w:r>
-        <w:t xml:space="preserve"> </w:t>
-      </w:r>
-      <w:r>
-        <w:t xml:space="preserve">Begin with a conversation ·</w:t>
-      </w:r>
-      <w:r>
-        <w:t xml:space="preserve"> </w:t>
-      </w:r>
+        <w:t xml:space="preserve">Primary text: Short</w:t>
+      </w:r>
+    </w:p>
+    <w:p>
+      <w:pPr>
+        <w:pStyle w:val="BlockText"/>
+      </w:pPr>
+      <w:r>
+        <w:t xml:space="preserve">Put the watch you wear on a graphologist’s specimen sheet. Free, two minutes, and your photo never leaves your</w:t>
+      </w:r>
+      <w:r>
+        <w:t xml:space="preserve"> </w:t>
+      </w:r>
+      <w:r>
+        <w:t xml:space="preserve">phone. Then send it to Pranav Vibhute for a personal first look.</w:t>
+      </w:r>
+    </w:p>
+    <w:p>
+      <w:pPr>
+        <w:pStyle w:val="FirstParagraph"/>
+      </w:pPr>
       <w:r>
         <w:rPr>
           <w:bCs/>
           <w:b/>
         </w:rPr>
-        <w:t xml:space="preserve">CTA:</w:t>
-      </w:r>
-      <w:r>
-        <w:t xml:space="preserve"> </w:t>
-      </w:r>
-      <w:r>
-        <w:t xml:space="preserve">Send WhatsApp message ·</w:t>
+        <w:t xml:space="preserve">Primary text: Story</w:t>
+      </w:r>
+    </w:p>
+    <w:p>
+      <w:pPr>
+        <w:pStyle w:val="BlockText"/>
+      </w:pPr>
+      <w:r>
+        <w:t xml:space="preserve">When did you last really look at your watch?</w:t>
+      </w:r>
+    </w:p>
+    <w:p>
+      <w:pPr>
+        <w:pStyle w:val="BlockText"/>
+      </w:pPr>
+      <w:r>
+        <w:t xml:space="preserve">Take a photo and the free Watch Specimen Check records its colours, shape and details on a specimen sheet you can</w:t>
+      </w:r>
+      <w:r>
+        <w:t xml:space="preserve"> </w:t>
+      </w:r>
+      <w:r>
+        <w:t xml:space="preserve">keep or share. It all happens on your phone: nothing is uploaded.</w:t>
+      </w:r>
+    </w:p>
+    <w:p>
+      <w:pPr>
+        <w:pStyle w:val="BlockText"/>
+      </w:pPr>
+      <w:r>
+        <w:t xml:space="preserve">If you like, send the sheet to Pranav on WhatsApp for a free first look: three personal observations.</w:t>
+      </w:r>
+    </w:p>
+    <w:p>
+      <w:pPr>
+        <w:pStyle w:val="BlockText"/>
+      </w:pPr>
+      <w:r>
+        <w:t xml:space="preserve">The check records what can be seen; it does not assess personality or predict anything.</w:t>
+      </w:r>
+    </w:p>
+    <w:tbl>
+      <w:tblPr>
+        <w:tblStyle w:val="Table"/>
+        <w:tblW w:type="dxa" w:w="9638"/>
+        <w:tblLook w:firstRow="1" w:lastRow="0" w:firstColumn="0" w:lastColumn="0" w:noHBand="0" w:noVBand="0" w:val="0020"/>
+        <w:jc w:val="start"/>
+      </w:tblPr>
+      <w:tblGrid>
+        <w:gridCol w:w="2645"/>
+        <w:gridCol w:w="6993"/>
+      </w:tblGrid>
+      <w:tr>
+        <w:trPr>
+          <w:tblHeader w:val="true"/>
+        </w:trPr>
+        <w:tc>
+          <w:tcPr>
+            <w:tcW w:type="dxa" w:w="2645"/>
+          </w:tcPr>
+          <w:p>
+            <w:pPr>
+              <w:pStyle w:val="Compact"/>
+              <w:jc w:val="left"/>
+            </w:pPr>
+            <w:r>
+              <w:t xml:space="preserve">Field</w:t>
+            </w:r>
+          </w:p>
+        </w:tc>
+        <w:tc>
+          <w:tcPr>
+            <w:tcW w:type="dxa" w:w="6993"/>
+          </w:tcPr>
+          <w:p>
+            <w:pPr>
+              <w:pStyle w:val="Compact"/>
+              <w:jc w:val="left"/>
+            </w:pPr>
+            <w:r>
+              <w:t xml:space="preserve">Text</w:t>
+            </w:r>
+          </w:p>
+        </w:tc>
+      </w:tr>
+      <w:tr>
+        <w:tc>
+          <w:tcPr>
+            <w:tcW w:type="dxa" w:w="2645"/>
+          </w:tcPr>
+          <w:p>
+            <w:pPr>
+              <w:pStyle w:val="Compact"/>
+              <w:jc w:val="left"/>
+            </w:pPr>
+            <w:r>
+              <w:t xml:space="preserve">Headline</w:t>
+            </w:r>
+          </w:p>
+        </w:tc>
+        <w:tc>
+          <w:tcPr>
+            <w:tcW w:type="dxa" w:w="6993"/>
+          </w:tcPr>
+          <w:p>
+            <w:pPr>
+              <w:pStyle w:val="Compact"/>
+              <w:jc w:val="left"/>
+            </w:pPr>
+            <w:r>
+              <w:t xml:space="preserve">Free Watch Specimen Check</w:t>
+            </w:r>
+          </w:p>
+        </w:tc>
+      </w:tr>
+      <w:tr>
+        <w:tc>
+          <w:tcPr>
+            <w:tcW w:type="dxa" w:w="2645"/>
+          </w:tcPr>
+          <w:p>
+            <w:pPr>
+              <w:pStyle w:val="Compact"/>
+              <w:jc w:val="left"/>
+            </w:pPr>
+            <w:r>
+              <w:t xml:space="preserve">Headline (alt)</w:t>
+            </w:r>
+          </w:p>
+        </w:tc>
+        <w:tc>
+          <w:tcPr>
+            <w:tcW w:type="dxa" w:w="6993"/>
+          </w:tcPr>
+          <w:p>
+            <w:pPr>
+              <w:pStyle w:val="Compact"/>
+              <w:jc w:val="left"/>
+            </w:pPr>
+            <w:r>
+              <w:t xml:space="preserve">Put your watch on the specimen sheet</w:t>
+            </w:r>
+          </w:p>
+        </w:tc>
+      </w:tr>
+      <w:tr>
+        <w:tc>
+          <w:tcPr>
+            <w:tcW w:type="dxa" w:w="2645"/>
+          </w:tcPr>
+          <w:p>
+            <w:pPr>
+              <w:pStyle w:val="Compact"/>
+              <w:jc w:val="left"/>
+            </w:pPr>
+            <w:r>
+              <w:t xml:space="preserve">Description</w:t>
+            </w:r>
+          </w:p>
+        </w:tc>
+        <w:tc>
+          <w:tcPr>
+            <w:tcW w:type="dxa" w:w="6993"/>
+          </w:tcPr>
+          <w:p>
+            <w:pPr>
+              <w:pStyle w:val="Compact"/>
+              <w:jc w:val="left"/>
+            </w:pPr>
+            <w:r>
+              <w:t xml:space="preserve">Free · two minutes · nothing uploaded</w:t>
+            </w:r>
+          </w:p>
+        </w:tc>
+      </w:tr>
+      <w:tr>
+        <w:tc>
+          <w:tcPr>
+            <w:tcW w:type="dxa" w:w="2645"/>
+          </w:tcPr>
+          <w:p>
+            <w:pPr>
+              <w:pStyle w:val="Compact"/>
+              <w:jc w:val="left"/>
+            </w:pPr>
+            <w:r>
+              <w:t xml:space="preserve">CTA button</w:t>
+            </w:r>
+          </w:p>
+        </w:tc>
+        <w:tc>
+          <w:tcPr>
+            <w:tcW w:type="dxa" w:w="6993"/>
+          </w:tcPr>
+          <w:p>
+            <w:pPr>
+              <w:pStyle w:val="Compact"/>
+              <w:jc w:val="left"/>
+            </w:pPr>
+            <w:r>
+              <w:t xml:space="preserve">Learn more</w:t>
+            </w:r>
+          </w:p>
+        </w:tc>
+      </w:tr>
+      <w:tr>
+        <w:tc>
+          <w:tcPr>
+            <w:tcW w:type="dxa" w:w="2645"/>
+          </w:tcPr>
+          <w:p>
+            <w:pPr>
+              <w:pStyle w:val="Compact"/>
+              <w:jc w:val="left"/>
+            </w:pPr>
+            <w:r>
+              <w:t xml:space="preserve">URL</w:t>
+            </w:r>
+          </w:p>
+        </w:tc>
+        <w:tc>
+          <w:tcPr>
+            <w:tcW w:type="dxa" w:w="6993"/>
+          </w:tcPr>
+          <w:p>
+            <w:pPr>
+              <w:pStyle w:val="Compact"/>
+              <w:jc w:val="left"/>
+            </w:pPr>
+            <w:r>
+              <w:rPr>
+                <w:rStyle w:val="VerbatimChar"/>
+              </w:rPr>
+              <w:t xml:space="preserve">https://YOUR-DOMAIN/tools/watch-check</w:t>
+            </w:r>
+          </w:p>
+        </w:tc>
+      </w:tr>
+    </w:tbl>
+    <w:p>
+      <w:pPr>
+        <w:pStyle w:val="BlockText"/>
+      </w:pPr>
+      <w:r>
+        <w:t xml:space="preserve">Keep the wording observational. Never “find out what your watch says about you” or similar: Meta rejects ads that</w:t>
+      </w:r>
+      <w:r>
+        <w:t xml:space="preserve"> </w:t>
+      </w:r>
+      <w:r>
+        <w:t xml:space="preserve">imply personal attributes, and the tool does not make such claims.</w:t>
+      </w:r>
+    </w:p>
+    <w:p>
+      <w:r>
+        <w:pict>
+          <v:rect style="width:0;height:1.5pt" o:hralign="center" o:hrstd="t" o:hr="t"/>
+        </w:pict>
+      </w:r>
+    </w:p>
+    <w:bookmarkEnd w:id="27"/>
+    <w:bookmarkStart w:id="28" w:name="brand--launch-ad-optional"/>
+    <w:p>
+      <w:pPr>
+        <w:pStyle w:val="Heading1"/>
+      </w:pPr>
+      <w:r>
+        <w:t xml:space="preserve">Brand / launch ad (optional)</w:t>
+      </w:r>
+    </w:p>
+    <w:p>
+      <w:pPr>
+        <w:pStyle w:val="FirstParagraph"/>
+      </w:pPr>
+      <w:r>
+        <w:t xml:space="preserve">Use the</w:t>
       </w:r>
       <w:r>
         <w:t xml:space="preserve"> </w:t>
@@ -2851,6 +3233,101 @@
           <w:bCs/>
           <w:b/>
         </w:rPr>
+        <w:t xml:space="preserve">launch carousel</w:t>
+      </w:r>
+      <w:r>
+        <w:t xml:space="preserve"> </w:t>
+      </w:r>
+      <w:r>
+        <w:t xml:space="preserve">(</w:t>
+      </w:r>
+      <w:r>
+        <w:rPr>
+          <w:rStyle w:val="VerbatimChar"/>
+        </w:rPr>
+        <w:t xml:space="preserve">03-carousel-launch/</w:t>
+      </w:r>
+      <w:r>
+        <w:t xml:space="preserve">) as a carousel ad to a broad audience, or as a retargeting ad to</w:t>
+      </w:r>
+      <w:r>
+        <w:t xml:space="preserve"> </w:t>
+      </w:r>
+      <w:r>
+        <w:t xml:space="preserve">people who engaged with the profile or visited the website in the last 30 days.</w:t>
+      </w:r>
+    </w:p>
+    <w:p>
+      <w:pPr>
+        <w:pStyle w:val="BlockText"/>
+      </w:pPr>
+      <w:r>
+        <w:rPr>
+          <w:bCs/>
+          <w:b/>
+        </w:rPr>
+        <w:t xml:space="preserve">Primary text:</w:t>
+      </w:r>
+      <w:r>
+        <w:t xml:space="preserve"> </w:t>
+      </w:r>
+      <w:r>
+        <w:t xml:space="preserve">Introducing Aligned by Pranav: personal consultations with graphologist and alignment</w:t>
+      </w:r>
+      <w:r>
+        <w:t xml:space="preserve"> </w:t>
+      </w:r>
+      <w:r>
+        <w:t xml:space="preserve">consultant Pranav Vibhute, across signatures, handwriting, logos, watches and clocks, phone numbers, drawings and</w:t>
+      </w:r>
+      <w:r>
+        <w:t xml:space="preserve"> </w:t>
+      </w:r>
+      <w:r>
+        <w:t xml:space="preserve">vision boards. Swipe through, then ask Pranav anything on WhatsApp.</w:t>
+      </w:r>
+    </w:p>
+    <w:p>
+      <w:pPr>
+        <w:pStyle w:val="BlockText"/>
+      </w:pPr>
+      <w:r>
+        <w:rPr>
+          <w:bCs/>
+          <w:b/>
+        </w:rPr>
+        <w:t xml:space="preserve">Headline:</w:t>
+      </w:r>
+      <w:r>
+        <w:t xml:space="preserve"> </w:t>
+      </w:r>
+      <w:r>
+        <w:t xml:space="preserve">Begin with a conversation ·</w:t>
+      </w:r>
+      <w:r>
+        <w:t xml:space="preserve"> </w:t>
+      </w:r>
+      <w:r>
+        <w:rPr>
+          <w:bCs/>
+          <w:b/>
+        </w:rPr>
+        <w:t xml:space="preserve">CTA:</w:t>
+      </w:r>
+      <w:r>
+        <w:t xml:space="preserve"> </w:t>
+      </w:r>
+      <w:r>
+        <w:t xml:space="preserve">Send WhatsApp message ·</w:t>
+      </w:r>
+      <w:r>
+        <w:t xml:space="preserve"> </w:t>
+      </w:r>
+      <w:r>
+        <w:rPr>
+          <w:bCs/>
+          <w:b/>
+        </w:rPr>
         <w:t xml:space="preserve">URL (Route B):</w:t>
       </w:r>
       <w:r>
@@ -2863,7 +3340,7 @@
         <w:t xml:space="preserve">https://YOUR-DOMAIN/services</w:t>
       </w:r>
     </w:p>
-    <w:bookmarkEnd w:id="27"/>
+    <w:bookmarkEnd w:id="28"/>
     <w:sectPr/>
     <w:sectPr>
       <w:pgSz w:w="11906" w:h="16838"/>

--- a/marketing/instagram-ad-pack/00-word-documents/02 - Ad copy for every service.docx
+++ b/marketing/instagram-ad-pack/00-word-documents/02 - Ad copy for every service.docx
@@ -3209,13 +3209,13 @@
       </w:r>
     </w:p>
     <w:bookmarkEnd w:id="27"/>
-    <w:bookmarkStart w:id="28" w:name="brand--launch-ad-optional"/>
+    <w:bookmarkStart w:id="28" w:name="X444696cebe1217520d395e1f70d800ed747e488"/>
     <w:p>
       <w:pPr>
         <w:pStyle w:val="Heading1"/>
       </w:pPr>
       <w:r>
-        <w:t xml:space="preserve">Brand / launch ad (optional)</w:t>
+        <w:t xml:space="preserve">09 · Free Signature Specimen Check + practice sheet (lead magnet)</w:t>
       </w:r>
     </w:p>
     <w:p>
@@ -3223,7 +3223,13 @@
         <w:pStyle w:val="FirstParagraph"/>
       </w:pPr>
       <w:r>
-        <w:t xml:space="preserve">Use the</w:t>
+        <w:t xml:space="preserve">The strongest free offer in the pack: everyone has a signature, and the tool gives two things to keep. People sign</w:t>
+      </w:r>
+      <w:r>
+        <w:t xml:space="preserve"> </w:t>
+      </w:r>
+      <w:r>
+        <w:t xml:space="preserve">on screen (or photograph their signature on paper) and get a</w:t>
       </w:r>
       <w:r>
         <w:t xml:space="preserve"> </w:t>
@@ -3233,101 +3239,691 @@
           <w:bCs/>
           <w:b/>
         </w:rPr>
-        <w:t xml:space="preserve">launch carousel</w:t>
-      </w:r>
-      <w:r>
-        <w:t xml:space="preserve"> </w:t>
-      </w:r>
-      <w:r>
-        <w:t xml:space="preserve">(</w:t>
-      </w:r>
-      <w:r>
-        <w:rPr>
-          <w:rStyle w:val="VerbatimChar"/>
-        </w:rPr>
-        <w:t xml:space="preserve">03-carousel-launch/</w:t>
-      </w:r>
-      <w:r>
-        <w:t xml:space="preserve">) as a carousel ad to a broad audience, or as a retargeting ad to</w:t>
-      </w:r>
-      <w:r>
-        <w:t xml:space="preserve"> </w:t>
-      </w:r>
-      <w:r>
-        <w:t xml:space="preserve">people who engaged with the profile or visited the website in the last 30 days.</w:t>
-      </w:r>
-    </w:p>
-    <w:p>
-      <w:pPr>
-        <w:pStyle w:val="BlockText"/>
-      </w:pPr>
+        <w:t xml:space="preserve">specimen sheet</w:t>
+      </w:r>
+      <w:r>
+        <w:t xml:space="preserve"> </w:t>
+      </w:r>
+      <w:r>
+        <w:t xml:space="preserve">(slant, baseline, proportions and,</w:t>
+      </w:r>
+      <w:r>
+        <w:t xml:space="preserve"> </w:t>
+      </w:r>
+      <w:r>
+        <w:t xml:space="preserve">when signed on screen, pen lifts, time and pace) plus a</w:t>
+      </w:r>
+      <w:r>
+        <w:t xml:space="preserve"> </w:t>
+      </w:r>
       <w:r>
         <w:rPr>
           <w:bCs/>
           <w:b/>
         </w:rPr>
-        <w:t xml:space="preserve">Primary text:</w:t>
-      </w:r>
-      <w:r>
-        <w:t xml:space="preserve"> </w:t>
-      </w:r>
-      <w:r>
-        <w:t xml:space="preserve">Introducing Aligned by Pranav: personal consultations with graphologist and alignment</w:t>
-      </w:r>
-      <w:r>
-        <w:t xml:space="preserve"> </w:t>
-      </w:r>
-      <w:r>
-        <w:t xml:space="preserve">consultant Pranav Vibhute, across signatures, handwriting, logos, watches and clocks, phone numbers, drawings and</w:t>
-      </w:r>
-      <w:r>
-        <w:t xml:space="preserve"> </w:t>
-      </w:r>
-      <w:r>
-        <w:t xml:space="preserve">vision boards. Swipe through, then ask Pranav anything on WhatsApp.</w:t>
-      </w:r>
-    </w:p>
-    <w:p>
-      <w:pPr>
-        <w:pStyle w:val="BlockText"/>
-      </w:pPr>
+        <w:t xml:space="preserve">personalised A4 practice sheet</w:t>
+      </w:r>
+      <w:r>
+        <w:t xml:space="preserve"> </w:t>
+      </w:r>
+      <w:r>
+        <w:t xml:space="preserve">made from their own</w:t>
+      </w:r>
+      <w:r>
+        <w:t xml:space="preserve"> </w:t>
+      </w:r>
+      <w:r>
+        <w:t xml:space="preserve">signature. The sheet leads to a free first look from Pranav on WhatsApp, and from there to the paid Signature &amp;</w:t>
+      </w:r>
+      <w:r>
+        <w:t xml:space="preserve"> </w:t>
+      </w:r>
+      <w:r>
+        <w:t xml:space="preserve">Handwriting Analysis. Run it as</w:t>
+      </w:r>
+      <w:r>
+        <w:t xml:space="preserve"> </w:t>
+      </w:r>
       <w:r>
         <w:rPr>
           <w:bCs/>
           <w:b/>
         </w:rPr>
-        <w:t xml:space="preserve">Headline:</w:t>
-      </w:r>
-      <w:r>
-        <w:t xml:space="preserve"> </w:t>
-      </w:r>
-      <w:r>
-        <w:t xml:space="preserve">Begin with a conversation ·</w:t>
-      </w:r>
-      <w:r>
-        <w:t xml:space="preserve"> </w:t>
-      </w:r>
+        <w:t xml:space="preserve">Route B only</w:t>
+      </w:r>
+      <w:r>
+        <w:t xml:space="preserve"> </w:t>
+      </w:r>
+      <w:r>
+        <w:t xml:space="preserve">(website), objective</w:t>
+      </w:r>
+      <w:r>
+        <w:t xml:space="preserve"> </w:t>
+      </w:r>
+      <w:r>
+        <w:rPr>
+          <w:iCs/>
+          <w:i/>
+        </w:rPr>
+        <w:t xml:space="preserve">Leads</w:t>
+      </w:r>
+      <w:r>
+        <w:t xml:space="preserve"> </w:t>
+      </w:r>
+      <w:r>
+        <w:t xml:space="preserve">or</w:t>
+      </w:r>
+      <w:r>
+        <w:t xml:space="preserve"> </w:t>
+      </w:r>
+      <w:r>
+        <w:rPr>
+          <w:iCs/>
+          <w:i/>
+        </w:rPr>
+        <w:t xml:space="preserve">Traffic → Landing page views</w:t>
+      </w:r>
+      <w:r>
+        <w:t xml:space="preserve">.</w:t>
+      </w:r>
+      <w:r>
+        <w:t xml:space="preserve"> </w:t>
+      </w:r>
+      <w:r>
+        <w:t xml:space="preserve">The site records</w:t>
+      </w:r>
+      <w:r>
+        <w:t xml:space="preserve"> </w:t>
+      </w:r>
+      <w:r>
+        <w:rPr>
+          <w:rStyle w:val="VerbatimChar"/>
+        </w:rPr>
+        <w:t xml:space="preserve">tool_complete</w:t>
+      </w:r>
+      <w:r>
+        <w:t xml:space="preserve"> </w:t>
+      </w:r>
+      <w:r>
+        <w:t xml:space="preserve">(sheets created),</w:t>
+      </w:r>
+      <w:r>
+        <w:t xml:space="preserve"> </w:t>
+      </w:r>
+      <w:r>
+        <w:rPr>
+          <w:rStyle w:val="VerbatimChar"/>
+        </w:rPr>
+        <w:t xml:space="preserve">tool_save</w:t>
+      </w:r>
+      <w:r>
+        <w:t xml:space="preserve"> </w:t>
+      </w:r>
+      <w:r>
+        <w:t xml:space="preserve">and</w:t>
+      </w:r>
+      <w:r>
+        <w:t xml:space="preserve"> </w:t>
+      </w:r>
+      <w:r>
+        <w:rPr>
+          <w:rStyle w:val="VerbatimChar"/>
+        </w:rPr>
+        <w:t xml:space="preserve">whatsapp_click</w:t>
+      </w:r>
+      <w:r>
+        <w:t xml:space="preserve"> </w:t>
+      </w:r>
+      <w:r>
+        <w:t xml:space="preserve">with</w:t>
+      </w:r>
+      <w:r>
+        <w:t xml:space="preserve"> </w:t>
+      </w:r>
+      <w:r>
+        <w:rPr>
+          <w:rStyle w:val="VerbatimChar"/>
+        </w:rPr>
+        <w:t xml:space="preserve">cta_placement</w:t>
+      </w:r>
+      <w:r>
+        <w:t xml:space="preserve"> </w:t>
+      </w:r>
+      <w:r>
+        <w:rPr>
+          <w:rStyle w:val="VerbatimChar"/>
+        </w:rPr>
+        <w:t xml:space="preserve">signature_check_first_look</w:t>
+      </w:r>
+      <w:r>
+        <w:t xml:space="preserve">.</w:t>
+      </w:r>
+    </w:p>
+    <w:p>
+      <w:pPr>
+        <w:pStyle w:val="BodyText"/>
+      </w:pPr>
       <w:r>
         <w:rPr>
           <w:bCs/>
           <w:b/>
         </w:rPr>
-        <w:t xml:space="preserve">CTA:</w:t>
-      </w:r>
-      <w:r>
-        <w:t xml:space="preserve"> </w:t>
-      </w:r>
-      <w:r>
-        <w:t xml:space="preserve">Send WhatsApp message ·</w:t>
-      </w:r>
-      <w:r>
-        <w:t xml:space="preserve"> </w:t>
-      </w:r>
+        <w:t xml:space="preserve">Creatives:</w:t>
+      </w:r>
+      <w:r>
+        <w:t xml:space="preserve"> </w:t>
+      </w:r>
+      <w:r>
+        <w:rPr>
+          <w:rStyle w:val="VerbatimChar"/>
+        </w:rPr>
+        <w:t xml:space="preserve">09-free-signature-check/signature-check-feed.png</w:t>
+      </w:r>
+      <w:r>
+        <w:t xml:space="preserve"> </w:t>
+      </w:r>
+      <w:r>
+        <w:t xml:space="preserve">(Feed),</w:t>
+      </w:r>
+      <w:r>
+        <w:t xml:space="preserve"> </w:t>
+      </w:r>
+      <w:r>
+        <w:rPr>
+          <w:rStyle w:val="VerbatimChar"/>
+        </w:rPr>
+        <w:t xml:space="preserve">09-free-signature-check/signature-check-story.png</w:t>
+      </w:r>
+      <w:r>
+        <w:t xml:space="preserve"> </w:t>
+      </w:r>
+      <w:r>
+        <w:t xml:space="preserve">(Story). The example sheets show “Your Name”, signed on the tool itself: never use a real person’s signature in an ad.</w:t>
+      </w:r>
+    </w:p>
+    <w:p>
+      <w:pPr>
+        <w:pStyle w:val="BodyText"/>
+      </w:pPr>
       <w:r>
         <w:rPr>
           <w:bCs/>
           <w:b/>
         </w:rPr>
+        <w:t xml:space="preserve">Primary text: Short</w:t>
+      </w:r>
+    </w:p>
+    <w:p>
+      <w:pPr>
+        <w:pStyle w:val="BlockText"/>
+      </w:pPr>
+      <w:r>
+        <w:t xml:space="preserve">Put your signature on a graphologist’s specimen sheet: its slant, baseline and rhythm, measured. Plus a practice</w:t>
+      </w:r>
+      <w:r>
+        <w:t xml:space="preserve"> </w:t>
+      </w:r>
+      <w:r>
+        <w:t xml:space="preserve">sheet made from your own signature, to print. Free, two minutes, and nothing is uploaded.</w:t>
+      </w:r>
+    </w:p>
+    <w:p>
+      <w:pPr>
+        <w:pStyle w:val="FirstParagraph"/>
+      </w:pPr>
+      <w:r>
+        <w:rPr>
+          <w:bCs/>
+          <w:b/>
+        </w:rPr>
+        <w:t xml:space="preserve">Primary text: Story</w:t>
+      </w:r>
+    </w:p>
+    <w:p>
+      <w:pPr>
+        <w:pStyle w:val="BlockText"/>
+      </w:pPr>
+      <w:r>
+        <w:t xml:space="preserve">When did you last really look at your signature?</w:t>
+      </w:r>
+    </w:p>
+    <w:p>
+      <w:pPr>
+        <w:pStyle w:val="BlockText"/>
+      </w:pPr>
+      <w:r>
+        <w:t xml:space="preserve">Sign on your phone (or photograph it on paper) and the free Signature Specimen Check records how you sign: the</w:t>
+      </w:r>
+      <w:r>
+        <w:t xml:space="preserve"> </w:t>
+      </w:r>
+      <w:r>
+        <w:t xml:space="preserve">slant, the baseline, the proportions, even how many times you lift the pen. You also get a practice sheet with</w:t>
+      </w:r>
+      <w:r>
+        <w:t xml:space="preserve"> </w:t>
+      </w:r>
+      <w:r>
+        <w:t xml:space="preserve">your own signature on handwriting guide lines.</w:t>
+      </w:r>
+    </w:p>
+    <w:p>
+      <w:pPr>
+        <w:pStyle w:val="BlockText"/>
+      </w:pPr>
+      <w:r>
+        <w:t xml:space="preserve">Everything happens on your phone. Nothing is uploaded.</w:t>
+      </w:r>
+    </w:p>
+    <w:p>
+      <w:pPr>
+        <w:pStyle w:val="BlockText"/>
+      </w:pPr>
+      <w:r>
+        <w:t xml:space="preserve">If you like, send the sheet to Pranav on WhatsApp for a free first look: three personal observations.</w:t>
+      </w:r>
+    </w:p>
+    <w:p>
+      <w:pPr>
+        <w:pStyle w:val="BlockText"/>
+      </w:pPr>
+      <w:r>
+        <w:t xml:space="preserve">The check records what can be measured; it does not assess personality or predict anything.</w:t>
+      </w:r>
+    </w:p>
+    <w:p>
+      <w:pPr>
+        <w:pStyle w:val="FirstParagraph"/>
+      </w:pPr>
+      <w:r>
+        <w:rPr>
+          <w:bCs/>
+          <w:b/>
+        </w:rPr>
+        <w:t xml:space="preserve">Primary text: New name</w:t>
+      </w:r>
+      <w:r>
+        <w:t xml:space="preserve"> </w:t>
+      </w:r>
+      <w:r>
+        <w:t xml:space="preserve">(for audiences around marriage or a name change)</w:t>
+      </w:r>
+    </w:p>
+    <w:p>
+      <w:pPr>
+        <w:pStyle w:val="BlockText"/>
+      </w:pPr>
+      <w:r>
+        <w:t xml:space="preserve">A new name means a new signature. Before you sign it on every form, see how it looks on a specimen sheet, and</w:t>
+      </w:r>
+      <w:r>
+        <w:t xml:space="preserve"> </w:t>
+      </w:r>
+      <w:r>
+        <w:t xml:space="preserve">practise it on a sheet made from your own signature. Free, two minutes, nothing uploaded.</w:t>
+      </w:r>
+    </w:p>
+    <w:tbl>
+      <w:tblPr>
+        <w:tblStyle w:val="Table"/>
+        <w:tblW w:type="dxa" w:w="9638"/>
+        <w:tblLook w:firstRow="1" w:lastRow="0" w:firstColumn="0" w:lastColumn="0" w:noHBand="0" w:noVBand="0" w:val="0020"/>
+        <w:jc w:val="start"/>
+      </w:tblPr>
+      <w:tblGrid>
+        <w:gridCol w:w="2453"/>
+        <w:gridCol w:w="7185"/>
+      </w:tblGrid>
+      <w:tr>
+        <w:trPr>
+          <w:tblHeader w:val="true"/>
+        </w:trPr>
+        <w:tc>
+          <w:tcPr>
+            <w:tcW w:type="dxa" w:w="2453"/>
+          </w:tcPr>
+          <w:p>
+            <w:pPr>
+              <w:pStyle w:val="Compact"/>
+              <w:jc w:val="left"/>
+            </w:pPr>
+            <w:r>
+              <w:t xml:space="preserve">Field</w:t>
+            </w:r>
+          </w:p>
+        </w:tc>
+        <w:tc>
+          <w:tcPr>
+            <w:tcW w:type="dxa" w:w="7185"/>
+          </w:tcPr>
+          <w:p>
+            <w:pPr>
+              <w:pStyle w:val="Compact"/>
+              <w:jc w:val="left"/>
+            </w:pPr>
+            <w:r>
+              <w:t xml:space="preserve">Text</w:t>
+            </w:r>
+          </w:p>
+        </w:tc>
+      </w:tr>
+      <w:tr>
+        <w:tc>
+          <w:tcPr>
+            <w:tcW w:type="dxa" w:w="2453"/>
+          </w:tcPr>
+          <w:p>
+            <w:pPr>
+              <w:pStyle w:val="Compact"/>
+              <w:jc w:val="left"/>
+            </w:pPr>
+            <w:r>
+              <w:t xml:space="preserve">Headline</w:t>
+            </w:r>
+          </w:p>
+        </w:tc>
+        <w:tc>
+          <w:tcPr>
+            <w:tcW w:type="dxa" w:w="7185"/>
+          </w:tcPr>
+          <w:p>
+            <w:pPr>
+              <w:pStyle w:val="Compact"/>
+              <w:jc w:val="left"/>
+            </w:pPr>
+            <w:r>
+              <w:t xml:space="preserve">Free Signature Specimen Check</w:t>
+            </w:r>
+          </w:p>
+        </w:tc>
+      </w:tr>
+      <w:tr>
+        <w:tc>
+          <w:tcPr>
+            <w:tcW w:type="dxa" w:w="2453"/>
+          </w:tcPr>
+          <w:p>
+            <w:pPr>
+              <w:pStyle w:val="Compact"/>
+              <w:jc w:val="left"/>
+            </w:pPr>
+            <w:r>
+              <w:t xml:space="preserve">Headline (alt)</w:t>
+            </w:r>
+          </w:p>
+        </w:tc>
+        <w:tc>
+          <w:tcPr>
+            <w:tcW w:type="dxa" w:w="7185"/>
+          </w:tcPr>
+          <w:p>
+            <w:pPr>
+              <w:pStyle w:val="Compact"/>
+              <w:jc w:val="left"/>
+            </w:pPr>
+            <w:r>
+              <w:t xml:space="preserve">Put your signature on the specimen sheet</w:t>
+            </w:r>
+          </w:p>
+        </w:tc>
+      </w:tr>
+      <w:tr>
+        <w:tc>
+          <w:tcPr>
+            <w:tcW w:type="dxa" w:w="2453"/>
+          </w:tcPr>
+          <w:p>
+            <w:pPr>
+              <w:pStyle w:val="Compact"/>
+              <w:jc w:val="left"/>
+            </w:pPr>
+            <w:r>
+              <w:t xml:space="preserve">Description</w:t>
+            </w:r>
+          </w:p>
+        </w:tc>
+        <w:tc>
+          <w:tcPr>
+            <w:tcW w:type="dxa" w:w="7185"/>
+          </w:tcPr>
+          <w:p>
+            <w:pPr>
+              <w:pStyle w:val="Compact"/>
+              <w:jc w:val="left"/>
+            </w:pPr>
+            <w:r>
+              <w:t xml:space="preserve">Free · two minutes · nothing uploaded</w:t>
+            </w:r>
+          </w:p>
+        </w:tc>
+      </w:tr>
+      <w:tr>
+        <w:tc>
+          <w:tcPr>
+            <w:tcW w:type="dxa" w:w="2453"/>
+          </w:tcPr>
+          <w:p>
+            <w:pPr>
+              <w:pStyle w:val="Compact"/>
+              <w:jc w:val="left"/>
+            </w:pPr>
+            <w:r>
+              <w:t xml:space="preserve">CTA button</w:t>
+            </w:r>
+          </w:p>
+        </w:tc>
+        <w:tc>
+          <w:tcPr>
+            <w:tcW w:type="dxa" w:w="7185"/>
+          </w:tcPr>
+          <w:p>
+            <w:pPr>
+              <w:pStyle w:val="Compact"/>
+              <w:jc w:val="left"/>
+            </w:pPr>
+            <w:r>
+              <w:t xml:space="preserve">Learn more</w:t>
+            </w:r>
+          </w:p>
+        </w:tc>
+      </w:tr>
+      <w:tr>
+        <w:tc>
+          <w:tcPr>
+            <w:tcW w:type="dxa" w:w="2453"/>
+          </w:tcPr>
+          <w:p>
+            <w:pPr>
+              <w:pStyle w:val="Compact"/>
+              <w:jc w:val="left"/>
+            </w:pPr>
+            <w:r>
+              <w:t xml:space="preserve">URL</w:t>
+            </w:r>
+          </w:p>
+        </w:tc>
+        <w:tc>
+          <w:tcPr>
+            <w:tcW w:type="dxa" w:w="7185"/>
+          </w:tcPr>
+          <w:p>
+            <w:pPr>
+              <w:pStyle w:val="Compact"/>
+              <w:jc w:val="left"/>
+            </w:pPr>
+            <w:r>
+              <w:rPr>
+                <w:rStyle w:val="VerbatimChar"/>
+              </w:rPr>
+              <w:t xml:space="preserve">https://YOUR-DOMAIN/tools/signature-check</w:t>
+            </w:r>
+          </w:p>
+        </w:tc>
+      </w:tr>
+    </w:tbl>
+    <w:p>
+      <w:pPr>
+        <w:pStyle w:val="BlockText"/>
+      </w:pPr>
+      <w:r>
+        <w:t xml:space="preserve">Keep the wording observational. Never “find out what your signature says about you”, “a lucky signature” or “a</w:t>
+      </w:r>
+      <w:r>
+        <w:t xml:space="preserve"> </w:t>
+      </w:r>
+      <w:r>
+        <w:t xml:space="preserve">signature for success”: Meta rejects ads that imply personal attributes, and the tool does not make such claims.</w:t>
+      </w:r>
+      <w:r>
+        <w:t xml:space="preserve"> </w:t>
+      </w:r>
+      <w:r>
+        <w:t xml:space="preserve">Remind people in Stories to share only the</w:t>
+      </w:r>
+      <w:r>
+        <w:t xml:space="preserve"> </w:t>
+      </w:r>
+      <w:r>
+        <w:rPr>
+          <w:bCs/>
+          <w:b/>
+        </w:rPr>
+        <w:t xml:space="preserve">share-safe</w:t>
+      </w:r>
+      <w:r>
+        <w:t xml:space="preserve"> </w:t>
+      </w:r>
+      <w:r>
+        <w:t xml:space="preserve">sheet, never the full one, since a signature is personal.</w:t>
+      </w:r>
+    </w:p>
+    <w:p>
+      <w:r>
+        <w:pict>
+          <v:rect style="width:0;height:1.5pt" o:hralign="center" o:hrstd="t" o:hr="t"/>
+        </w:pict>
+      </w:r>
+    </w:p>
+    <w:bookmarkEnd w:id="28"/>
+    <w:bookmarkStart w:id="29" w:name="brand--launch-ad-optional"/>
+    <w:p>
+      <w:pPr>
+        <w:pStyle w:val="Heading1"/>
+      </w:pPr>
+      <w:r>
+        <w:t xml:space="preserve">Brand / launch ad (optional)</w:t>
+      </w:r>
+    </w:p>
+    <w:p>
+      <w:pPr>
+        <w:pStyle w:val="FirstParagraph"/>
+      </w:pPr>
+      <w:r>
+        <w:t xml:space="preserve">Use the</w:t>
+      </w:r>
+      <w:r>
+        <w:t xml:space="preserve"> </w:t>
+      </w:r>
+      <w:r>
+        <w:rPr>
+          <w:bCs/>
+          <w:b/>
+        </w:rPr>
+        <w:t xml:space="preserve">launch carousel</w:t>
+      </w:r>
+      <w:r>
+        <w:t xml:space="preserve"> </w:t>
+      </w:r>
+      <w:r>
+        <w:t xml:space="preserve">(</w:t>
+      </w:r>
+      <w:r>
+        <w:rPr>
+          <w:rStyle w:val="VerbatimChar"/>
+        </w:rPr>
+        <w:t xml:space="preserve">03-carousel-launch/</w:t>
+      </w:r>
+      <w:r>
+        <w:t xml:space="preserve">) as a carousel ad to a broad audience, or as a retargeting ad to</w:t>
+      </w:r>
+      <w:r>
+        <w:t xml:space="preserve"> </w:t>
+      </w:r>
+      <w:r>
+        <w:t xml:space="preserve">people who engaged with the profile or visited the website in the last 30 days.</w:t>
+      </w:r>
+    </w:p>
+    <w:p>
+      <w:pPr>
+        <w:pStyle w:val="BlockText"/>
+      </w:pPr>
+      <w:r>
+        <w:rPr>
+          <w:bCs/>
+          <w:b/>
+        </w:rPr>
+        <w:t xml:space="preserve">Primary text:</w:t>
+      </w:r>
+      <w:r>
+        <w:t xml:space="preserve"> </w:t>
+      </w:r>
+      <w:r>
+        <w:t xml:space="preserve">Introducing Aligned by Pranav: personal consultations with graphologist and alignment</w:t>
+      </w:r>
+      <w:r>
+        <w:t xml:space="preserve"> </w:t>
+      </w:r>
+      <w:r>
+        <w:t xml:space="preserve">consultant Pranav Vibhute, across signatures, handwriting, logos, watches and clocks, phone numbers, drawings and</w:t>
+      </w:r>
+      <w:r>
+        <w:t xml:space="preserve"> </w:t>
+      </w:r>
+      <w:r>
+        <w:t xml:space="preserve">vision boards. Swipe through, then ask Pranav anything on WhatsApp.</w:t>
+      </w:r>
+    </w:p>
+    <w:p>
+      <w:pPr>
+        <w:pStyle w:val="BlockText"/>
+      </w:pPr>
+      <w:r>
+        <w:rPr>
+          <w:bCs/>
+          <w:b/>
+        </w:rPr>
+        <w:t xml:space="preserve">Headline:</w:t>
+      </w:r>
+      <w:r>
+        <w:t xml:space="preserve"> </w:t>
+      </w:r>
+      <w:r>
+        <w:t xml:space="preserve">Begin with a conversation ·</w:t>
+      </w:r>
+      <w:r>
+        <w:t xml:space="preserve"> </w:t>
+      </w:r>
+      <w:r>
+        <w:rPr>
+          <w:bCs/>
+          <w:b/>
+        </w:rPr>
+        <w:t xml:space="preserve">CTA:</w:t>
+      </w:r>
+      <w:r>
+        <w:t xml:space="preserve"> </w:t>
+      </w:r>
+      <w:r>
+        <w:t xml:space="preserve">Send WhatsApp message ·</w:t>
+      </w:r>
+      <w:r>
+        <w:t xml:space="preserve"> </w:t>
+      </w:r>
+      <w:r>
+        <w:rPr>
+          <w:bCs/>
+          <w:b/>
+        </w:rPr>
         <w:t xml:space="preserve">URL (Route B):</w:t>
       </w:r>
       <w:r>
@@ -3340,7 +3936,7 @@
         <w:t xml:space="preserve">https://YOUR-DOMAIN/services</w:t>
       </w:r>
     </w:p>
-    <w:bookmarkEnd w:id="28"/>
+    <w:bookmarkEnd w:id="29"/>
     <w:sectPr/>
     <w:sectPr>
       <w:pgSz w:w="11906" w:h="16838"/>
